--- a/Knowledge/3-Work knowledge/1-Software Engineering/1-Software Engineering Fundamentals/5-My Source/4-Networks Devices/9-Types of Network Cables/3-Fiber Optic.docx
+++ b/Knowledge/3-Work knowledge/1-Software Engineering/1-Software Engineering Fundamentals/5-My Source/4-Networks Devices/9-Types of Network Cables/3-Fiber Optic.docx
@@ -4,72 +4,39 @@
   <w:body>
     <w:p>
       <w:pPr>
-        <w:keepNext/>
-        <w:keepLines/>
-        <w:spacing w:before="360" w:after="80" w:line="276" w:lineRule="auto"/>
-        <w:outlineLvl w:val="0"/>
-        <w:rPr>
-          <w:rFonts w:asciiTheme="majorHAnsi" w:eastAsiaTheme="majorEastAsia" w:hAnsiTheme="majorHAnsi" w:cstheme="majorBidi"/>
-          <w:color w:val="2F5496" w:themeColor="accent1" w:themeShade="BF"/>
-          <w:kern w:val="0"/>
-          <w:sz w:val="40"/>
-          <w:szCs w:val="40"/>
-          <w:lang w:val="en"/>
-          <w14:ligatures w14:val="none"/>
+        <w:pStyle w:val="Heading1"/>
+        <w:rPr>
+          <w:lang w:val="en"/>
         </w:rPr>
       </w:pPr>
       <w:bookmarkStart w:id="0" w:name="_4zw6l2sw7c70" w:colFirst="0" w:colLast="0"/>
       <w:bookmarkEnd w:id="0"/>
       <w:r>
         <w:rPr>
-          <w:rFonts w:asciiTheme="majorHAnsi" w:eastAsiaTheme="majorEastAsia" w:hAnsiTheme="majorHAnsi" w:cstheme="majorBidi"/>
-          <w:color w:val="2F5496" w:themeColor="accent1" w:themeShade="BF"/>
-          <w:kern w:val="0"/>
-          <w:sz w:val="40"/>
-          <w:szCs w:val="40"/>
-          <w:lang w:val="en"/>
-          <w14:ligatures w14:val="none"/>
+          <w:lang w:val="en"/>
         </w:rPr>
         <w:t>Fiber Optic</w:t>
       </w:r>
     </w:p>
     <w:p>
       <w:pPr>
-        <w:spacing w:before="280" w:after="80" w:line="276" w:lineRule="auto"/>
-        <w:outlineLvl w:val="1"/>
-        <w:rPr>
-          <w:rFonts w:asciiTheme="majorHAnsi" w:eastAsiaTheme="majorEastAsia" w:hAnsiTheme="majorHAnsi" w:cstheme="majorBidi"/>
-          <w:color w:val="2F5496" w:themeColor="accent1" w:themeShade="BF"/>
-          <w:kern w:val="0"/>
-          <w:sz w:val="32"/>
-          <w:szCs w:val="32"/>
-          <w:lang w:val="en"/>
-          <w14:ligatures w14:val="none"/>
+        <w:pStyle w:val="Heading2"/>
+        <w:rPr>
+          <w:lang w:val="en"/>
         </w:rPr>
       </w:pPr>
       <w:bookmarkStart w:id="1" w:name="_47u508clf4uf" w:colFirst="0" w:colLast="0"/>
       <w:bookmarkEnd w:id="1"/>
       <w:r>
         <w:rPr>
-          <w:rFonts w:ascii="Segoe UI Emoji" w:eastAsiaTheme="majorEastAsia" w:hAnsi="Segoe UI Emoji" w:cs="Segoe UI Emoji"/>
-          <w:color w:val="2F5496" w:themeColor="accent1" w:themeShade="BF"/>
-          <w:kern w:val="0"/>
-          <w:sz w:val="32"/>
-          <w:szCs w:val="32"/>
-          <w:lang w:val="en"/>
-          <w14:ligatures w14:val="none"/>
+          <w:rFonts w:ascii="Segoe UI Emoji" w:hAnsi="Segoe UI Emoji" w:cs="Segoe UI Emoji"/>
+          <w:lang w:val="en"/>
         </w:rPr>
         <w:t>🌐</w:t>
       </w:r>
       <w:r>
         <w:rPr>
-          <w:rFonts w:asciiTheme="majorHAnsi" w:eastAsiaTheme="majorEastAsia" w:hAnsiTheme="majorHAnsi" w:cstheme="majorBidi"/>
-          <w:color w:val="2F5496" w:themeColor="accent1" w:themeShade="BF"/>
-          <w:kern w:val="0"/>
-          <w:sz w:val="32"/>
-          <w:szCs w:val="32"/>
-          <w:lang w:val="en"/>
-          <w14:ligatures w14:val="none"/>
+          <w:lang w:val="en"/>
         </w:rPr>
         <w:t xml:space="preserve"> What Are Fiber Optic Cables?</w:t>
       </w:r>
@@ -111,6 +78,7 @@
         </w:rPr>
         <w:t xml:space="preserve">: </w:t>
       </w:r>
+      <w:proofErr w:type="spellStart"/>
       <w:r>
         <w:rPr>
           <w:rFonts w:ascii="Arial" w:eastAsia="Arial" w:hAnsi="Arial" w:cs="Arial"/>
@@ -122,7 +90,21 @@
           <w:lang w:val="en"/>
           <w14:ligatures w14:val="none"/>
         </w:rPr>
-        <w:t>Chatgpt (GPT</w:t>
+        <w:t>Chatgpt</w:t>
+      </w:r>
+      <w:proofErr w:type="spellEnd"/>
+      <w:r>
+        <w:rPr>
+          <w:rFonts w:ascii="Arial" w:eastAsia="Arial" w:hAnsi="Arial" w:cs="Arial"/>
+          <w:b/>
+          <w:kern w:val="0"/>
+          <w:sz w:val="22"/>
+          <w:szCs w:val="22"/>
+          <w:highlight w:val="darkGray"/>
+          <w:lang w:val="en"/>
+          <w14:ligatures w14:val="none"/>
+        </w:rPr>
+        <w:t xml:space="preserve"> (GPT</w:t>
       </w:r>
       <w:r>
         <w:rPr>
@@ -298,31 +280,16 @@
     </w:p>
     <w:p>
       <w:pPr>
-        <w:keepNext/>
-        <w:keepLines/>
-        <w:spacing w:before="160" w:after="80" w:line="276" w:lineRule="auto"/>
-        <w:outlineLvl w:val="1"/>
-        <w:rPr>
-          <w:rFonts w:asciiTheme="majorHAnsi" w:eastAsiaTheme="majorEastAsia" w:hAnsiTheme="majorHAnsi" w:cstheme="majorBidi"/>
-          <w:color w:val="2F5496" w:themeColor="accent1" w:themeShade="BF"/>
-          <w:kern w:val="0"/>
-          <w:sz w:val="32"/>
-          <w:szCs w:val="32"/>
-          <w:lang w:val="en"/>
-          <w14:ligatures w14:val="none"/>
+        <w:pStyle w:val="Heading2"/>
+        <w:rPr>
+          <w:lang w:val="en"/>
         </w:rPr>
       </w:pPr>
       <w:bookmarkStart w:id="2" w:name="_1dswiruyzskx" w:colFirst="0" w:colLast="0"/>
       <w:bookmarkEnd w:id="2"/>
       <w:r>
         <w:rPr>
-          <w:rFonts w:asciiTheme="majorHAnsi" w:eastAsiaTheme="majorEastAsia" w:hAnsiTheme="majorHAnsi" w:cstheme="majorBidi"/>
-          <w:color w:val="2F5496" w:themeColor="accent1" w:themeShade="BF"/>
-          <w:kern w:val="0"/>
-          <w:sz w:val="32"/>
-          <w:szCs w:val="32"/>
-          <w:lang w:val="en"/>
-          <w14:ligatures w14:val="none"/>
+          <w:lang w:val="en"/>
         </w:rPr>
         <w:t>Fiber Optic photo</w:t>
       </w:r>
@@ -378,7 +345,35 @@
           <w:lang w:val="en"/>
           <w14:ligatures w14:val="none"/>
         </w:rPr>
-        <w:t>Windows Screenshots (using Lightshot Program) at [12/18/2025]</w:t>
+        <w:t xml:space="preserve">Windows Screenshots (using </w:t>
+      </w:r>
+      <w:proofErr w:type="spellStart"/>
+      <w:r>
+        <w:rPr>
+          <w:rFonts w:ascii="Arial" w:eastAsia="Arial" w:hAnsi="Arial" w:cs="Arial"/>
+          <w:b/>
+          <w:kern w:val="0"/>
+          <w:sz w:val="22"/>
+          <w:szCs w:val="22"/>
+          <w:highlight w:val="darkGray"/>
+          <w:lang w:val="en"/>
+          <w14:ligatures w14:val="none"/>
+        </w:rPr>
+        <w:t>Lightshot</w:t>
+      </w:r>
+      <w:proofErr w:type="spellEnd"/>
+      <w:r>
+        <w:rPr>
+          <w:rFonts w:ascii="Arial" w:eastAsia="Arial" w:hAnsi="Arial" w:cs="Arial"/>
+          <w:b/>
+          <w:kern w:val="0"/>
+          <w:sz w:val="22"/>
+          <w:szCs w:val="22"/>
+          <w:highlight w:val="darkGray"/>
+          <w:lang w:val="en"/>
+          <w14:ligatures w14:val="none"/>
+        </w:rPr>
+        <w:t xml:space="preserve"> Program) at [12/18/2025]</w:t>
       </w:r>
     </w:p>
     <w:p>
@@ -404,7 +399,7 @@
           <w14:ligatures w14:val="none"/>
         </w:rPr>
         <w:drawing>
-          <wp:inline distT="0" distB="0" distL="0" distR="0" wp14:anchorId="41995B29" wp14:editId="334B0A70">
+          <wp:inline distT="0" distB="0" distL="0" distR="0" wp14:anchorId="39CB0C26" wp14:editId="3D9DE83E">
             <wp:extent cx="5943600" cy="1656715"/>
             <wp:effectExtent l="0" t="0" r="0" b="635"/>
             <wp:docPr id="2026549596" name="Picture 1"/>
@@ -460,48 +455,30 @@
           <w:lang w:val="en"/>
           <w14:ligatures w14:val="none"/>
         </w:rPr>
-        <w:pict>
+        <w:pict w14:anchorId="6DE37593">
           <v:rect id="_x0000_i1025" style="width:0;height:1.5pt" o:hralign="center" o:hrstd="t" o:hr="t" fillcolor="#a0a0a0" stroked="f"/>
         </w:pict>
       </w:r>
     </w:p>
     <w:p>
       <w:pPr>
-        <w:spacing w:before="280" w:after="80" w:line="276" w:lineRule="auto"/>
-        <w:outlineLvl w:val="1"/>
-        <w:rPr>
-          <w:rFonts w:asciiTheme="majorHAnsi" w:eastAsiaTheme="majorEastAsia" w:hAnsiTheme="majorHAnsi" w:cstheme="majorBidi"/>
-          <w:color w:val="2F5496" w:themeColor="accent1" w:themeShade="BF"/>
-          <w:kern w:val="0"/>
-          <w:sz w:val="32"/>
-          <w:szCs w:val="32"/>
-          <w:lang w:val="en"/>
-          <w14:ligatures w14:val="none"/>
+        <w:pStyle w:val="Heading2"/>
+        <w:rPr>
+          <w:lang w:val="en"/>
         </w:rPr>
       </w:pPr>
       <w:bookmarkStart w:id="3" w:name="_j7xy106e61xk" w:colFirst="0" w:colLast="0"/>
       <w:bookmarkEnd w:id="3"/>
       <w:r>
         <w:rPr>
-          <w:rFonts w:ascii="Segoe UI Emoji" w:eastAsiaTheme="majorEastAsia" w:hAnsi="Segoe UI Emoji" w:cs="Segoe UI Emoji"/>
-          <w:color w:val="2F5496" w:themeColor="accent1" w:themeShade="BF"/>
-          <w:kern w:val="0"/>
-          <w:sz w:val="32"/>
-          <w:szCs w:val="32"/>
-          <w:lang w:val="en"/>
-          <w14:ligatures w14:val="none"/>
+          <w:rFonts w:ascii="Segoe UI Emoji" w:hAnsi="Segoe UI Emoji" w:cs="Segoe UI Emoji"/>
+          <w:lang w:val="en"/>
         </w:rPr>
         <w:t>📦</w:t>
       </w:r>
       <w:r>
         <w:rPr>
-          <w:rFonts w:asciiTheme="majorHAnsi" w:eastAsiaTheme="majorEastAsia" w:hAnsiTheme="majorHAnsi" w:cstheme="majorBidi"/>
-          <w:color w:val="2F5496" w:themeColor="accent1" w:themeShade="BF"/>
-          <w:kern w:val="0"/>
-          <w:sz w:val="32"/>
-          <w:szCs w:val="32"/>
-          <w:lang w:val="en"/>
-          <w14:ligatures w14:val="none"/>
+          <w:lang w:val="en"/>
         </w:rPr>
         <w:t xml:space="preserve"> Belongs to:</w:t>
       </w:r>
@@ -543,6 +520,7 @@
         </w:rPr>
         <w:t xml:space="preserve">: </w:t>
       </w:r>
+      <w:proofErr w:type="spellStart"/>
       <w:r>
         <w:rPr>
           <w:rFonts w:ascii="Arial" w:eastAsia="Arial" w:hAnsi="Arial" w:cs="Arial"/>
@@ -554,7 +532,21 @@
           <w:lang w:val="en"/>
           <w14:ligatures w14:val="none"/>
         </w:rPr>
-        <w:t>Chatgpt (GPT</w:t>
+        <w:t>Chatgpt</w:t>
+      </w:r>
+      <w:proofErr w:type="spellEnd"/>
+      <w:r>
+        <w:rPr>
+          <w:rFonts w:ascii="Arial" w:eastAsia="Arial" w:hAnsi="Arial" w:cs="Arial"/>
+          <w:b/>
+          <w:kern w:val="0"/>
+          <w:sz w:val="22"/>
+          <w:szCs w:val="22"/>
+          <w:highlight w:val="darkGray"/>
+          <w:lang w:val="en"/>
+          <w14:ligatures w14:val="none"/>
+        </w:rPr>
+        <w:t xml:space="preserve"> (GPT</w:t>
       </w:r>
       <w:r>
         <w:rPr>
@@ -643,15 +635,27 @@
           <w14:ligatures w14:val="none"/>
         </w:rPr>
       </w:pPr>
-      <w:r>
-        <w:rPr>
-          <w:rFonts w:ascii="Roboto Mono" w:eastAsia="Roboto Mono" w:hAnsi="Roboto Mono" w:cs="Arial"/>
-          <w:kern w:val="0"/>
-          <w:szCs w:val="22"/>
-          <w:lang w:val="en"/>
-          <w14:ligatures w14:val="none"/>
-        </w:rPr>
-        <w:t xml:space="preserve">Specifically under </w:t>
+      <w:proofErr w:type="gramStart"/>
+      <w:r>
+        <w:rPr>
+          <w:rFonts w:ascii="Roboto Mono" w:eastAsia="Roboto Mono" w:hAnsi="Roboto Mono" w:cs="Arial"/>
+          <w:kern w:val="0"/>
+          <w:szCs w:val="22"/>
+          <w:lang w:val="en"/>
+          <w14:ligatures w14:val="none"/>
+        </w:rPr>
+        <w:t>Specifically</w:t>
+      </w:r>
+      <w:proofErr w:type="gramEnd"/>
+      <w:r>
+        <w:rPr>
+          <w:rFonts w:ascii="Roboto Mono" w:eastAsia="Roboto Mono" w:hAnsi="Roboto Mono" w:cs="Arial"/>
+          <w:kern w:val="0"/>
+          <w:szCs w:val="22"/>
+          <w:lang w:val="en"/>
+          <w14:ligatures w14:val="none"/>
+        </w:rPr>
+        <w:t xml:space="preserve"> under </w:t>
       </w:r>
       <w:r>
         <w:rPr>
@@ -696,48 +700,31 @@
           <w:lang w:val="en"/>
           <w14:ligatures w14:val="none"/>
         </w:rPr>
-        <w:pict>
+        <w:pict w14:anchorId="4A228D8D">
           <v:rect id="_x0000_i1026" style="width:0;height:1.5pt" o:hralign="center" o:hrstd="t" o:hr="t" fillcolor="#a0a0a0" stroked="f"/>
         </w:pict>
       </w:r>
     </w:p>
     <w:p>
       <w:pPr>
-        <w:spacing w:before="280" w:after="80" w:line="276" w:lineRule="auto"/>
-        <w:outlineLvl w:val="1"/>
-        <w:rPr>
-          <w:rFonts w:asciiTheme="majorHAnsi" w:eastAsiaTheme="majorEastAsia" w:hAnsiTheme="majorHAnsi" w:cstheme="majorBidi"/>
-          <w:color w:val="2F5496" w:themeColor="accent1" w:themeShade="BF"/>
-          <w:kern w:val="0"/>
-          <w:sz w:val="32"/>
-          <w:szCs w:val="32"/>
-          <w:lang w:val="en"/>
-          <w14:ligatures w14:val="none"/>
+        <w:pStyle w:val="Heading2"/>
+        <w:rPr>
+          <w:lang w:val="en"/>
         </w:rPr>
       </w:pPr>
       <w:bookmarkStart w:id="4" w:name="_we3w933dkmso" w:colFirst="0" w:colLast="0"/>
       <w:bookmarkEnd w:id="4"/>
       <w:r>
         <w:rPr>
-          <w:rFonts w:ascii="Segoe UI Emoji" w:eastAsiaTheme="majorEastAsia" w:hAnsi="Segoe UI Emoji" w:cs="Segoe UI Emoji"/>
-          <w:color w:val="2F5496" w:themeColor="accent1" w:themeShade="BF"/>
-          <w:kern w:val="0"/>
-          <w:sz w:val="32"/>
-          <w:szCs w:val="32"/>
-          <w:lang w:val="en"/>
-          <w14:ligatures w14:val="none"/>
-        </w:rPr>
+          <w:rFonts w:ascii="Segoe UI Emoji" w:hAnsi="Segoe UI Emoji" w:cs="Segoe UI Emoji"/>
+          <w:lang w:val="en"/>
+        </w:rPr>
+        <w:lastRenderedPageBreak/>
         <w:t>🧠</w:t>
       </w:r>
       <w:r>
         <w:rPr>
-          <w:rFonts w:asciiTheme="majorHAnsi" w:eastAsiaTheme="majorEastAsia" w:hAnsiTheme="majorHAnsi" w:cstheme="majorBidi"/>
-          <w:color w:val="2F5496" w:themeColor="accent1" w:themeShade="BF"/>
-          <w:kern w:val="0"/>
-          <w:sz w:val="32"/>
-          <w:szCs w:val="32"/>
-          <w:lang w:val="en"/>
-          <w14:ligatures w14:val="none"/>
+          <w:lang w:val="en"/>
         </w:rPr>
         <w:t xml:space="preserve"> Key Features</w:t>
       </w:r>
@@ -782,6 +769,7 @@
         </w:rPr>
         <w:t xml:space="preserve">: </w:t>
       </w:r>
+      <w:proofErr w:type="spellStart"/>
       <w:r>
         <w:rPr>
           <w:rFonts w:ascii="Arial" w:eastAsia="Arial" w:hAnsi="Arial" w:cs="Arial"/>
@@ -793,7 +781,21 @@
           <w:lang w:val="en"/>
           <w14:ligatures w14:val="none"/>
         </w:rPr>
-        <w:t>Chatgpt (GPT</w:t>
+        <w:t>Chatgpt</w:t>
+      </w:r>
+      <w:proofErr w:type="spellEnd"/>
+      <w:r>
+        <w:rPr>
+          <w:rFonts w:ascii="Arial" w:eastAsia="Arial" w:hAnsi="Arial" w:cs="Arial"/>
+          <w:b/>
+          <w:kern w:val="0"/>
+          <w:sz w:val="22"/>
+          <w:szCs w:val="22"/>
+          <w:highlight w:val="darkGray"/>
+          <w:lang w:val="en"/>
+          <w14:ligatures w14:val="none"/>
+        </w:rPr>
+        <w:t xml:space="preserve"> (GPT</w:t>
       </w:r>
       <w:r>
         <w:rPr>
@@ -845,7 +847,7 @@
           <w14:ligatures w14:val="none"/>
         </w:rPr>
         <w:drawing>
-          <wp:inline distT="114300" distB="114300" distL="114300" distR="114300" wp14:anchorId="60DC3CA8" wp14:editId="7C0FEE4A">
+          <wp:inline distT="114300" distB="114300" distL="114300" distR="114300" wp14:anchorId="2A9D2B86" wp14:editId="6A9B6A3A">
             <wp:extent cx="5943600" cy="1968500"/>
             <wp:effectExtent l="0" t="0" r="0" b="0"/>
             <wp:docPr id="2" name="image1.png"/>
@@ -1259,7 +1261,29 @@
                 <w:lang w:val="en"/>
                 <w14:ligatures w14:val="none"/>
               </w:rPr>
-              <w:t>Extremely high (Gbps to Tbps)</w:t>
+              <w:t xml:space="preserve">Extremely high (Gbps to </w:t>
+            </w:r>
+            <w:proofErr w:type="spellStart"/>
+            <w:r>
+              <w:rPr>
+                <w:rFonts w:ascii="Roboto Mono" w:eastAsia="Roboto Mono" w:hAnsi="Roboto Mono" w:cs="Arial"/>
+                <w:kern w:val="0"/>
+                <w:szCs w:val="22"/>
+                <w:lang w:val="en"/>
+                <w14:ligatures w14:val="none"/>
+              </w:rPr>
+              <w:t>Tbps</w:t>
+            </w:r>
+            <w:proofErr w:type="spellEnd"/>
+            <w:r>
+              <w:rPr>
+                <w:rFonts w:ascii="Roboto Mono" w:eastAsia="Roboto Mono" w:hAnsi="Roboto Mono" w:cs="Arial"/>
+                <w:kern w:val="0"/>
+                <w:szCs w:val="22"/>
+                <w:lang w:val="en"/>
+                <w14:ligatures w14:val="none"/>
+              </w:rPr>
+              <w:t>)</w:t>
             </w:r>
           </w:p>
         </w:tc>
@@ -1459,91 +1483,53 @@
           <w:lang w:val="en"/>
           <w14:ligatures w14:val="none"/>
         </w:rPr>
-        <w:pict>
+        <w:pict w14:anchorId="674715E6">
           <v:rect id="_x0000_i1027" style="width:0;height:1.5pt" o:hralign="center" o:hrstd="t" o:hr="t" fillcolor="#a0a0a0" stroked="f"/>
         </w:pict>
       </w:r>
     </w:p>
     <w:p>
       <w:pPr>
-        <w:spacing w:before="280" w:after="80" w:line="276" w:lineRule="auto"/>
-        <w:outlineLvl w:val="1"/>
-        <w:rPr>
-          <w:rFonts w:asciiTheme="majorHAnsi" w:eastAsiaTheme="majorEastAsia" w:hAnsiTheme="majorHAnsi" w:cstheme="majorBidi"/>
-          <w:color w:val="2F5496" w:themeColor="accent1" w:themeShade="BF"/>
-          <w:kern w:val="0"/>
-          <w:sz w:val="32"/>
-          <w:szCs w:val="32"/>
-          <w:lang w:val="en"/>
-          <w14:ligatures w14:val="none"/>
+        <w:pStyle w:val="Heading2"/>
+        <w:rPr>
+          <w:lang w:val="en"/>
         </w:rPr>
       </w:pPr>
       <w:bookmarkStart w:id="5" w:name="_8geref32k08" w:colFirst="0" w:colLast="0"/>
       <w:bookmarkEnd w:id="5"/>
       <w:r>
         <w:rPr>
-          <w:rFonts w:ascii="Segoe UI Emoji" w:eastAsiaTheme="majorEastAsia" w:hAnsi="Segoe UI Emoji" w:cs="Segoe UI Emoji"/>
-          <w:color w:val="2F5496" w:themeColor="accent1" w:themeShade="BF"/>
-          <w:kern w:val="0"/>
-          <w:sz w:val="32"/>
-          <w:szCs w:val="32"/>
-          <w:lang w:val="en"/>
-          <w14:ligatures w14:val="none"/>
+          <w:rFonts w:ascii="Segoe UI Emoji" w:hAnsi="Segoe UI Emoji" w:cs="Segoe UI Emoji"/>
+          <w:lang w:val="en"/>
         </w:rPr>
         <w:t>🧾</w:t>
       </w:r>
       <w:r>
         <w:rPr>
-          <w:rFonts w:asciiTheme="majorHAnsi" w:eastAsiaTheme="majorEastAsia" w:hAnsiTheme="majorHAnsi" w:cstheme="majorBidi"/>
-          <w:color w:val="2F5496" w:themeColor="accent1" w:themeShade="BF"/>
-          <w:kern w:val="0"/>
-          <w:sz w:val="32"/>
-          <w:szCs w:val="32"/>
-          <w:lang w:val="en"/>
-          <w14:ligatures w14:val="none"/>
+          <w:lang w:val="en"/>
         </w:rPr>
         <w:t xml:space="preserve"> Types of Fiber Optic Cables</w:t>
       </w:r>
     </w:p>
     <w:p>
       <w:pPr>
-        <w:keepNext/>
-        <w:keepLines/>
-        <w:spacing w:before="160" w:after="80" w:line="276" w:lineRule="auto"/>
-        <w:outlineLvl w:val="2"/>
-        <w:rPr>
-          <w:rFonts w:ascii="Arial" w:eastAsiaTheme="majorEastAsia" w:hAnsi="Arial" w:cstheme="majorBidi"/>
-          <w:color w:val="2F5496" w:themeColor="accent1" w:themeShade="BF"/>
-          <w:kern w:val="0"/>
-          <w:sz w:val="28"/>
-          <w:szCs w:val="28"/>
-          <w:lang w:val="en"/>
-          <w14:ligatures w14:val="none"/>
+        <w:pStyle w:val="Heading3"/>
+        <w:rPr>
+          <w:lang w:val="en"/>
         </w:rPr>
       </w:pPr>
       <w:bookmarkStart w:id="6" w:name="_9yzp0gftrrak" w:colFirst="0" w:colLast="0"/>
       <w:bookmarkEnd w:id="6"/>
       <w:r>
         <w:rPr>
-          <w:rFonts w:ascii="Segoe UI Emoji" w:eastAsiaTheme="majorEastAsia" w:hAnsi="Segoe UI Emoji" w:cs="Segoe UI Emoji"/>
-          <w:color w:val="2F5496" w:themeColor="accent1" w:themeShade="BF"/>
-          <w:kern w:val="0"/>
-          <w:sz w:val="28"/>
-          <w:szCs w:val="28"/>
-          <w:lang w:val="en"/>
-          <w14:ligatures w14:val="none"/>
+          <w:rFonts w:ascii="Segoe UI Emoji" w:hAnsi="Segoe UI Emoji" w:cs="Segoe UI Emoji"/>
+          <w:lang w:val="en"/>
         </w:rPr>
         <w:t>🔹</w:t>
       </w:r>
       <w:r>
         <w:rPr>
-          <w:rFonts w:ascii="Arial" w:eastAsiaTheme="majorEastAsia" w:hAnsi="Arial" w:cstheme="majorBidi"/>
-          <w:color w:val="2F5496" w:themeColor="accent1" w:themeShade="BF"/>
-          <w:kern w:val="0"/>
-          <w:sz w:val="28"/>
-          <w:szCs w:val="28"/>
-          <w:lang w:val="en"/>
-          <w14:ligatures w14:val="none"/>
+          <w:lang w:val="en"/>
         </w:rPr>
         <w:t xml:space="preserve"> Single-Mode Fiber (SMF)</w:t>
       </w:r>
@@ -1585,6 +1571,7 @@
         </w:rPr>
         <w:t xml:space="preserve">: </w:t>
       </w:r>
+      <w:proofErr w:type="spellStart"/>
       <w:r>
         <w:rPr>
           <w:rFonts w:ascii="Arial" w:eastAsia="Arial" w:hAnsi="Arial" w:cs="Arial"/>
@@ -1596,7 +1583,21 @@
           <w:lang w:val="en"/>
           <w14:ligatures w14:val="none"/>
         </w:rPr>
-        <w:t>Chatgpt (GPT</w:t>
+        <w:t>Chatgpt</w:t>
+      </w:r>
+      <w:proofErr w:type="spellEnd"/>
+      <w:r>
+        <w:rPr>
+          <w:rFonts w:ascii="Arial" w:eastAsia="Arial" w:hAnsi="Arial" w:cs="Arial"/>
+          <w:b/>
+          <w:kern w:val="0"/>
+          <w:sz w:val="22"/>
+          <w:szCs w:val="22"/>
+          <w:highlight w:val="darkGray"/>
+          <w:lang w:val="en"/>
+          <w14:ligatures w14:val="none"/>
+        </w:rPr>
+        <w:t xml:space="preserve"> (GPT</w:t>
       </w:r>
       <w:r>
         <w:rPr>
@@ -1749,6 +1750,7 @@
           <w:lang w:val="en"/>
           <w14:ligatures w14:val="none"/>
         </w:rPr>
+        <w:lastRenderedPageBreak/>
         <w:t>Distance</w:t>
       </w:r>
       <w:r>
@@ -1823,43 +1825,23 @@
     </w:p>
     <w:p>
       <w:pPr>
-        <w:keepNext/>
-        <w:keepLines/>
-        <w:spacing w:before="160" w:after="80" w:line="276" w:lineRule="auto"/>
-        <w:outlineLvl w:val="2"/>
-        <w:rPr>
-          <w:rFonts w:ascii="Arial" w:eastAsiaTheme="majorEastAsia" w:hAnsi="Arial" w:cstheme="majorBidi"/>
-          <w:color w:val="2F5496" w:themeColor="accent1" w:themeShade="BF"/>
-          <w:kern w:val="0"/>
-          <w:sz w:val="28"/>
-          <w:szCs w:val="28"/>
-          <w:lang w:val="en"/>
-          <w14:ligatures w14:val="none"/>
+        <w:pStyle w:val="Heading3"/>
+        <w:rPr>
+          <w:lang w:val="en"/>
         </w:rPr>
       </w:pPr>
       <w:bookmarkStart w:id="7" w:name="_bo9odnyuxqyt" w:colFirst="0" w:colLast="0"/>
       <w:bookmarkEnd w:id="7"/>
       <w:r>
         <w:rPr>
-          <w:rFonts w:ascii="Segoe UI Emoji" w:eastAsiaTheme="majorEastAsia" w:hAnsi="Segoe UI Emoji" w:cs="Segoe UI Emoji"/>
-          <w:color w:val="2F5496" w:themeColor="accent1" w:themeShade="BF"/>
-          <w:kern w:val="0"/>
-          <w:sz w:val="28"/>
-          <w:szCs w:val="28"/>
-          <w:lang w:val="en"/>
-          <w14:ligatures w14:val="none"/>
+          <w:rFonts w:ascii="Segoe UI Emoji" w:hAnsi="Segoe UI Emoji" w:cs="Segoe UI Emoji"/>
+          <w:lang w:val="en"/>
         </w:rPr>
         <w:t>🔸</w:t>
       </w:r>
       <w:r>
         <w:rPr>
-          <w:rFonts w:ascii="Arial" w:eastAsiaTheme="majorEastAsia" w:hAnsi="Arial" w:cstheme="majorBidi"/>
-          <w:color w:val="2F5496" w:themeColor="accent1" w:themeShade="BF"/>
-          <w:kern w:val="0"/>
-          <w:sz w:val="28"/>
-          <w:szCs w:val="28"/>
-          <w:lang w:val="en"/>
-          <w14:ligatures w14:val="none"/>
+          <w:lang w:val="en"/>
         </w:rPr>
         <w:t xml:space="preserve"> Multi-Mode Fiber (MMF)</w:t>
       </w:r>
@@ -1901,6 +1883,7 @@
         </w:rPr>
         <w:t xml:space="preserve">: </w:t>
       </w:r>
+      <w:proofErr w:type="spellStart"/>
       <w:r>
         <w:rPr>
           <w:rFonts w:ascii="Arial" w:eastAsia="Arial" w:hAnsi="Arial" w:cs="Arial"/>
@@ -1912,7 +1895,21 @@
           <w:lang w:val="en"/>
           <w14:ligatures w14:val="none"/>
         </w:rPr>
-        <w:t>Chatgpt (GPT</w:t>
+        <w:t>Chatgpt</w:t>
+      </w:r>
+      <w:proofErr w:type="spellEnd"/>
+      <w:r>
+        <w:rPr>
+          <w:rFonts w:ascii="Arial" w:eastAsia="Arial" w:hAnsi="Arial" w:cs="Arial"/>
+          <w:b/>
+          <w:kern w:val="0"/>
+          <w:sz w:val="22"/>
+          <w:szCs w:val="22"/>
+          <w:highlight w:val="darkGray"/>
+          <w:lang w:val="en"/>
+          <w14:ligatures w14:val="none"/>
+        </w:rPr>
+        <w:t xml:space="preserve"> (GPT</w:t>
       </w:r>
       <w:r>
         <w:rPr>
@@ -2157,48 +2154,30 @@
           <w:lang w:val="en"/>
           <w14:ligatures w14:val="none"/>
         </w:rPr>
-        <w:pict>
+        <w:pict w14:anchorId="2D2008CC">
           <v:rect id="_x0000_i1028" style="width:0;height:1.5pt" o:hralign="center" o:hrstd="t" o:hr="t" fillcolor="#a0a0a0" stroked="f"/>
         </w:pict>
       </w:r>
     </w:p>
     <w:p>
       <w:pPr>
-        <w:spacing w:before="280" w:after="80" w:line="276" w:lineRule="auto"/>
-        <w:outlineLvl w:val="1"/>
-        <w:rPr>
-          <w:rFonts w:asciiTheme="majorHAnsi" w:eastAsiaTheme="majorEastAsia" w:hAnsiTheme="majorHAnsi" w:cstheme="majorBidi"/>
-          <w:color w:val="2F5496" w:themeColor="accent1" w:themeShade="BF"/>
-          <w:kern w:val="0"/>
-          <w:sz w:val="32"/>
-          <w:szCs w:val="32"/>
-          <w:lang w:val="en"/>
-          <w14:ligatures w14:val="none"/>
+        <w:pStyle w:val="Heading2"/>
+        <w:rPr>
+          <w:lang w:val="en"/>
         </w:rPr>
       </w:pPr>
       <w:bookmarkStart w:id="8" w:name="_lly8klj9xy2u" w:colFirst="0" w:colLast="0"/>
       <w:bookmarkEnd w:id="8"/>
       <w:r>
         <w:rPr>
-          <w:rFonts w:ascii="Segoe UI Emoji" w:eastAsiaTheme="majorEastAsia" w:hAnsi="Segoe UI Emoji" w:cs="Segoe UI Emoji"/>
-          <w:color w:val="2F5496" w:themeColor="accent1" w:themeShade="BF"/>
-          <w:kern w:val="0"/>
-          <w:sz w:val="32"/>
-          <w:szCs w:val="32"/>
-          <w:lang w:val="en"/>
-          <w14:ligatures w14:val="none"/>
+          <w:rFonts w:ascii="Segoe UI Emoji" w:hAnsi="Segoe UI Emoji" w:cs="Segoe UI Emoji"/>
+          <w:lang w:val="en"/>
         </w:rPr>
         <w:t>🔌</w:t>
       </w:r>
       <w:r>
         <w:rPr>
-          <w:rFonts w:asciiTheme="majorHAnsi" w:eastAsiaTheme="majorEastAsia" w:hAnsiTheme="majorHAnsi" w:cstheme="majorBidi"/>
-          <w:color w:val="2F5496" w:themeColor="accent1" w:themeShade="BF"/>
-          <w:kern w:val="0"/>
-          <w:sz w:val="32"/>
-          <w:szCs w:val="32"/>
-          <w:lang w:val="en"/>
-          <w14:ligatures w14:val="none"/>
+          <w:lang w:val="en"/>
         </w:rPr>
         <w:t xml:space="preserve"> Common Fiber Connectors</w:t>
       </w:r>
@@ -2243,6 +2222,7 @@
         </w:rPr>
         <w:t xml:space="preserve">: </w:t>
       </w:r>
+      <w:proofErr w:type="spellStart"/>
       <w:r>
         <w:rPr>
           <w:rFonts w:ascii="Arial" w:eastAsia="Arial" w:hAnsi="Arial" w:cs="Arial"/>
@@ -2254,7 +2234,21 @@
           <w:lang w:val="en"/>
           <w14:ligatures w14:val="none"/>
         </w:rPr>
-        <w:t>Chatgpt (GPT</w:t>
+        <w:t>Chatgpt</w:t>
+      </w:r>
+      <w:proofErr w:type="spellEnd"/>
+      <w:r>
+        <w:rPr>
+          <w:rFonts w:ascii="Arial" w:eastAsia="Arial" w:hAnsi="Arial" w:cs="Arial"/>
+          <w:b/>
+          <w:kern w:val="0"/>
+          <w:sz w:val="22"/>
+          <w:szCs w:val="22"/>
+          <w:highlight w:val="darkGray"/>
+          <w:lang w:val="en"/>
+          <w14:ligatures w14:val="none"/>
+        </w:rPr>
+        <w:t xml:space="preserve"> (GPT</w:t>
       </w:r>
       <w:r>
         <w:rPr>
@@ -2306,7 +2300,7 @@
           <w14:ligatures w14:val="none"/>
         </w:rPr>
         <w:drawing>
-          <wp:inline distT="114300" distB="114300" distL="114300" distR="114300" wp14:anchorId="0A35975B" wp14:editId="44FC24F2">
+          <wp:inline distT="114300" distB="114300" distL="114300" distR="114300" wp14:anchorId="40FE57B2" wp14:editId="78771C7B">
             <wp:extent cx="5943600" cy="1524000"/>
             <wp:effectExtent l="0" t="0" r="0" b="0"/>
             <wp:docPr id="4" name="image2.png"/>
@@ -2700,6 +2694,7 @@
                 <w:lang w:val="en"/>
                 <w14:ligatures w14:val="none"/>
               </w:rPr>
+              <w:lastRenderedPageBreak/>
               <w:t>ST</w:t>
             </w:r>
             <w:r>
@@ -2863,23 +2858,16 @@
           <w:lang w:val="en"/>
           <w14:ligatures w14:val="none"/>
         </w:rPr>
-        <w:pict>
+        <w:pict w14:anchorId="0C8C8C34">
           <v:rect id="_x0000_i1029" style="width:0;height:1.5pt" o:hralign="center" o:hrstd="t" o:hr="t" fillcolor="#a0a0a0" stroked="f"/>
         </w:pict>
       </w:r>
     </w:p>
     <w:p>
       <w:pPr>
-        <w:spacing w:before="280" w:after="80" w:line="276" w:lineRule="auto"/>
-        <w:outlineLvl w:val="1"/>
-        <w:rPr>
-          <w:rFonts w:asciiTheme="majorHAnsi" w:eastAsiaTheme="majorEastAsia" w:hAnsiTheme="majorHAnsi" w:cstheme="majorBidi"/>
-          <w:color w:val="2F5496" w:themeColor="accent1" w:themeShade="BF"/>
-          <w:kern w:val="0"/>
-          <w:sz w:val="32"/>
-          <w:szCs w:val="32"/>
-          <w:lang w:val="en"/>
-          <w14:ligatures w14:val="none"/>
+        <w:pStyle w:val="Heading2"/>
+        <w:rPr>
+          <w:lang w:val="en"/>
         </w:rPr>
       </w:pPr>
       <w:bookmarkStart w:id="9" w:name="_l44ywzjn1uly" w:colFirst="0" w:colLast="0"/>
@@ -2887,24 +2875,14 @@
       <w:r>
         <w:rPr>
           <w:rFonts w:ascii="Segoe UI Emoji" w:eastAsia="Arial Unicode MS" w:hAnsi="Segoe UI Emoji" w:cs="Segoe UI Emoji"/>
-          <w:color w:val="2F5496" w:themeColor="accent1" w:themeShade="BF"/>
-          <w:kern w:val="0"/>
-          <w:sz w:val="32"/>
-          <w:szCs w:val="32"/>
-          <w:lang w:val="en"/>
-          <w14:ligatures w14:val="none"/>
+          <w:lang w:val="en"/>
         </w:rPr>
         <w:t>✅</w:t>
       </w:r>
       <w:r>
         <w:rPr>
-          <w:rFonts w:ascii="Arial Unicode MS" w:eastAsia="Arial Unicode MS" w:hAnsi="Arial Unicode MS" w:cs="Arial Unicode MS"/>
-          <w:color w:val="2F5496" w:themeColor="accent1" w:themeShade="BF"/>
-          <w:kern w:val="0"/>
-          <w:sz w:val="32"/>
-          <w:szCs w:val="32"/>
-          <w:lang w:val="en"/>
-          <w14:ligatures w14:val="none"/>
+          <w:rFonts w:eastAsia="Arial Unicode MS"/>
+          <w:lang w:val="en"/>
         </w:rPr>
         <w:t xml:space="preserve"> Advantages</w:t>
       </w:r>
@@ -2946,6 +2924,7 @@
         </w:rPr>
         <w:t xml:space="preserve">: </w:t>
       </w:r>
+      <w:proofErr w:type="spellStart"/>
       <w:r>
         <w:rPr>
           <w:rFonts w:ascii="Arial" w:eastAsia="Arial" w:hAnsi="Arial" w:cs="Arial"/>
@@ -2957,7 +2936,21 @@
           <w:lang w:val="en"/>
           <w14:ligatures w14:val="none"/>
         </w:rPr>
-        <w:t>Chatgpt (GPT</w:t>
+        <w:t>Chatgpt</w:t>
+      </w:r>
+      <w:proofErr w:type="spellEnd"/>
+      <w:r>
+        <w:rPr>
+          <w:rFonts w:ascii="Arial" w:eastAsia="Arial" w:hAnsi="Arial" w:cs="Arial"/>
+          <w:b/>
+          <w:kern w:val="0"/>
+          <w:sz w:val="22"/>
+          <w:szCs w:val="22"/>
+          <w:highlight w:val="darkGray"/>
+          <w:lang w:val="en"/>
+          <w14:ligatures w14:val="none"/>
+        </w:rPr>
+        <w:t xml:space="preserve"> (GPT</w:t>
       </w:r>
       <w:r>
         <w:rPr>
@@ -3335,23 +3328,16 @@
           <w:lang w:val="en"/>
           <w14:ligatures w14:val="none"/>
         </w:rPr>
-        <w:pict>
+        <w:pict w14:anchorId="06EB6190">
           <v:rect id="_x0000_i1030" style="width:0;height:1.5pt" o:hralign="center" o:hrstd="t" o:hr="t" fillcolor="#a0a0a0" stroked="f"/>
         </w:pict>
       </w:r>
     </w:p>
     <w:p>
       <w:pPr>
-        <w:spacing w:before="280" w:after="80" w:line="276" w:lineRule="auto"/>
-        <w:outlineLvl w:val="1"/>
-        <w:rPr>
-          <w:rFonts w:asciiTheme="majorHAnsi" w:eastAsiaTheme="majorEastAsia" w:hAnsiTheme="majorHAnsi" w:cstheme="majorBidi"/>
-          <w:color w:val="2F5496" w:themeColor="accent1" w:themeShade="BF"/>
-          <w:kern w:val="0"/>
-          <w:sz w:val="32"/>
-          <w:szCs w:val="32"/>
-          <w:lang w:val="en"/>
-          <w14:ligatures w14:val="none"/>
+        <w:pStyle w:val="Heading2"/>
+        <w:rPr>
+          <w:lang w:val="en"/>
         </w:rPr>
       </w:pPr>
       <w:bookmarkStart w:id="10" w:name="_j3ley6x5bnsw" w:colFirst="0" w:colLast="0"/>
@@ -3359,24 +3345,14 @@
       <w:r>
         <w:rPr>
           <w:rFonts w:ascii="Segoe UI Emoji" w:eastAsia="Arial Unicode MS" w:hAnsi="Segoe UI Emoji" w:cs="Segoe UI Emoji"/>
-          <w:color w:val="2F5496" w:themeColor="accent1" w:themeShade="BF"/>
-          <w:kern w:val="0"/>
-          <w:sz w:val="32"/>
-          <w:szCs w:val="32"/>
-          <w:lang w:val="en"/>
-          <w14:ligatures w14:val="none"/>
+          <w:lang w:val="en"/>
         </w:rPr>
         <w:t>❌</w:t>
       </w:r>
       <w:r>
         <w:rPr>
-          <w:rFonts w:ascii="Arial Unicode MS" w:eastAsia="Arial Unicode MS" w:hAnsi="Arial Unicode MS" w:cs="Arial Unicode MS"/>
-          <w:color w:val="2F5496" w:themeColor="accent1" w:themeShade="BF"/>
-          <w:kern w:val="0"/>
-          <w:sz w:val="32"/>
-          <w:szCs w:val="32"/>
-          <w:lang w:val="en"/>
-          <w14:ligatures w14:val="none"/>
+          <w:rFonts w:eastAsia="Arial Unicode MS"/>
+          <w:lang w:val="en"/>
         </w:rPr>
         <w:t xml:space="preserve"> Disadvantages</w:t>
       </w:r>
@@ -3418,6 +3394,7 @@
         </w:rPr>
         <w:t xml:space="preserve">: </w:t>
       </w:r>
+      <w:proofErr w:type="spellStart"/>
       <w:r>
         <w:rPr>
           <w:rFonts w:ascii="Arial" w:eastAsia="Arial" w:hAnsi="Arial" w:cs="Arial"/>
@@ -3429,7 +3406,21 @@
           <w:lang w:val="en"/>
           <w14:ligatures w14:val="none"/>
         </w:rPr>
-        <w:t>Chatgpt (GPT</w:t>
+        <w:t>Chatgpt</w:t>
+      </w:r>
+      <w:proofErr w:type="spellEnd"/>
+      <w:r>
+        <w:rPr>
+          <w:rFonts w:ascii="Arial" w:eastAsia="Arial" w:hAnsi="Arial" w:cs="Arial"/>
+          <w:b/>
+          <w:kern w:val="0"/>
+          <w:sz w:val="22"/>
+          <w:szCs w:val="22"/>
+          <w:highlight w:val="darkGray"/>
+          <w:lang w:val="en"/>
+          <w14:ligatures w14:val="none"/>
+        </w:rPr>
+        <w:t xml:space="preserve"> (GPT</w:t>
       </w:r>
       <w:r>
         <w:rPr>
@@ -3685,48 +3676,31 @@
           <w:lang w:val="en"/>
           <w14:ligatures w14:val="none"/>
         </w:rPr>
-        <w:pict>
+        <w:pict w14:anchorId="0F0A8D69">
           <v:rect id="_x0000_i1031" style="width:0;height:1.5pt" o:hralign="center" o:hrstd="t" o:hr="t" fillcolor="#a0a0a0" stroked="f"/>
         </w:pict>
       </w:r>
     </w:p>
     <w:p>
       <w:pPr>
-        <w:spacing w:before="280" w:after="80" w:line="276" w:lineRule="auto"/>
-        <w:outlineLvl w:val="1"/>
-        <w:rPr>
-          <w:rFonts w:asciiTheme="majorHAnsi" w:eastAsiaTheme="majorEastAsia" w:hAnsiTheme="majorHAnsi" w:cstheme="majorBidi"/>
-          <w:color w:val="2F5496" w:themeColor="accent1" w:themeShade="BF"/>
-          <w:kern w:val="0"/>
-          <w:sz w:val="32"/>
-          <w:szCs w:val="32"/>
-          <w:lang w:val="en"/>
-          <w14:ligatures w14:val="none"/>
+        <w:pStyle w:val="Heading2"/>
+        <w:rPr>
+          <w:lang w:val="en"/>
         </w:rPr>
       </w:pPr>
       <w:bookmarkStart w:id="11" w:name="_d7ntyxt58xya" w:colFirst="0" w:colLast="0"/>
       <w:bookmarkEnd w:id="11"/>
       <w:r>
         <w:rPr>
-          <w:rFonts w:ascii="Segoe UI Emoji" w:eastAsiaTheme="majorEastAsia" w:hAnsi="Segoe UI Emoji" w:cs="Segoe UI Emoji"/>
-          <w:color w:val="2F5496" w:themeColor="accent1" w:themeShade="BF"/>
-          <w:kern w:val="0"/>
-          <w:sz w:val="32"/>
-          <w:szCs w:val="32"/>
-          <w:lang w:val="en"/>
-          <w14:ligatures w14:val="none"/>
-        </w:rPr>
+          <w:rFonts w:ascii="Segoe UI Emoji" w:hAnsi="Segoe UI Emoji" w:cs="Segoe UI Emoji"/>
+          <w:lang w:val="en"/>
+        </w:rPr>
+        <w:lastRenderedPageBreak/>
         <w:t>📌</w:t>
       </w:r>
       <w:r>
         <w:rPr>
-          <w:rFonts w:asciiTheme="majorHAnsi" w:eastAsiaTheme="majorEastAsia" w:hAnsiTheme="majorHAnsi" w:cstheme="majorBidi"/>
-          <w:color w:val="2F5496" w:themeColor="accent1" w:themeShade="BF"/>
-          <w:kern w:val="0"/>
-          <w:sz w:val="32"/>
-          <w:szCs w:val="32"/>
-          <w:lang w:val="en"/>
-          <w14:ligatures w14:val="none"/>
+          <w:lang w:val="en"/>
         </w:rPr>
         <w:t xml:space="preserve"> Summary</w:t>
       </w:r>
@@ -3771,6 +3745,7 @@
         </w:rPr>
         <w:t xml:space="preserve">: </w:t>
       </w:r>
+      <w:proofErr w:type="spellStart"/>
       <w:r>
         <w:rPr>
           <w:rFonts w:ascii="Arial" w:eastAsia="Arial" w:hAnsi="Arial" w:cs="Arial"/>
@@ -3782,7 +3757,21 @@
           <w:lang w:val="en"/>
           <w14:ligatures w14:val="none"/>
         </w:rPr>
-        <w:t>Chatgpt (GPT</w:t>
+        <w:t>Chatgpt</w:t>
+      </w:r>
+      <w:proofErr w:type="spellEnd"/>
+      <w:r>
+        <w:rPr>
+          <w:rFonts w:ascii="Arial" w:eastAsia="Arial" w:hAnsi="Arial" w:cs="Arial"/>
+          <w:b/>
+          <w:kern w:val="0"/>
+          <w:sz w:val="22"/>
+          <w:szCs w:val="22"/>
+          <w:highlight w:val="darkGray"/>
+          <w:lang w:val="en"/>
+          <w14:ligatures w14:val="none"/>
+        </w:rPr>
+        <w:t xml:space="preserve"> (GPT</w:t>
       </w:r>
       <w:r>
         <w:rPr>
@@ -3834,7 +3823,7 @@
           <w14:ligatures w14:val="none"/>
         </w:rPr>
         <w:drawing>
-          <wp:inline distT="114300" distB="114300" distL="114300" distR="114300" wp14:anchorId="18223C2C" wp14:editId="746B18CE">
+          <wp:inline distT="114300" distB="114300" distL="114300" distR="114300" wp14:anchorId="22DF9C2F" wp14:editId="777782E6">
             <wp:extent cx="5943600" cy="1943100"/>
             <wp:effectExtent l="0" t="0" r="0" b="0"/>
             <wp:docPr id="1" name="image3.png"/>
@@ -4448,7 +4437,7 @@
           <w:lang w:val="en"/>
           <w14:ligatures w14:val="none"/>
         </w:rPr>
-        <w:pict>
+        <w:pict w14:anchorId="3EE5AADD">
           <v:rect id="_x0000_i1032" style="width:0;height:1.5pt" o:hralign="center" o:hrstd="t" o:hr="t" fillcolor="#a0a0a0" stroked="f"/>
         </w:pict>
       </w:r>
@@ -5387,7 +5376,6 @@
     <w:next w:val="Normal"/>
     <w:link w:val="Heading2Char"/>
     <w:uiPriority w:val="9"/>
-    <w:semiHidden/>
     <w:unhideWhenUsed/>
     <w:qFormat/>
     <w:rsid w:val="00D662A9"/>
@@ -5410,7 +5398,6 @@
     <w:next w:val="Normal"/>
     <w:link w:val="Heading3Char"/>
     <w:uiPriority w:val="9"/>
-    <w:semiHidden/>
     <w:unhideWhenUsed/>
     <w:qFormat/>
     <w:rsid w:val="00D662A9"/>
@@ -5604,7 +5591,6 @@
     <w:basedOn w:val="DefaultParagraphFont"/>
     <w:link w:val="Heading2"/>
     <w:uiPriority w:val="9"/>
-    <w:semiHidden/>
     <w:rsid w:val="00D662A9"/>
     <w:rPr>
       <w:rFonts w:asciiTheme="majorHAnsi" w:eastAsiaTheme="majorEastAsia" w:hAnsiTheme="majorHAnsi" w:cstheme="majorBidi"/>
@@ -5618,7 +5604,6 @@
     <w:basedOn w:val="DefaultParagraphFont"/>
     <w:link w:val="Heading3"/>
     <w:uiPriority w:val="9"/>
-    <w:semiHidden/>
     <w:rsid w:val="00D662A9"/>
     <w:rPr>
       <w:rFonts w:eastAsiaTheme="majorEastAsia" w:cstheme="majorBidi"/>
